--- a/presentation/Week3_演讲稿_v2.docx
+++ b/presentation/Week3_演讲稿_v2.docx
@@ -1116,6 +1116,166 @@
         <w:t>2026年6月</w:t>
       </w:r>
     </w:p>
+    <w:p>
+      <w:r>
+        <w:br w:type="page"/>
+      </w:r>
+    </w:p>
+    <w:p>
+      <w:pPr>
+        <w:pStyle w:val="Heading1"/>
+      </w:pPr>
+      <w:r>
+        <w:rPr>
+          <w:color w:val="003366"/>
+        </w:rPr>
+        <w:t>附录：可能被问到的问题及回答要点</w:t>
+      </w:r>
+    </w:p>
+    <w:p>
+      <w:r>
+        <w:rPr>
+          <w:b/>
+          <w:color w:val="B43232"/>
+          <w:sz w:val="26"/>
+        </w:rPr>
+        <w:t>Q1: 为什么不用MinerU的API批量处理，而是手工上传？</w:t>
+      </w:r>
+    </w:p>
+    <w:p>
+      <w:pPr>
+        <w:spacing w:after="240"/>
+      </w:pPr>
+      <w:r>
+        <w:t>A: 最开始确实尝试过API方式，但MinerU的API有200页限制且对扫描版PDF支持不稳定。手工上传虽然慢，但可以精确控制页码范围——这是我们三周下来最大的教训。后续扩展到50家公司时，会切换到API批量调用，前提是先用TOC定位法确定每家的精确页码范围。</w:t>
+      </w:r>
+    </w:p>
+    <w:p>
+      <w:r>
+        <w:rPr>
+          <w:b/>
+          <w:color w:val="B43232"/>
+          <w:sz w:val="26"/>
+        </w:rPr>
+        <w:t>Q2: 你的自动化率到底是多少？</w:t>
+      </w:r>
+    </w:p>
+    <w:p>
+      <w:pPr>
+        <w:spacing w:after="240"/>
+      </w:pPr>
+      <w:r>
+        <w:t>A: 章节定位和框架结构抽取是100%自动的。但表格数值——特别是复杂的股权结构表——目前只有约70%能自动提取。剩下30%的数值需要人工从PDF表格中核对填入。这个比例取决于PDF的文字型程度：友升、云汉接近全自动，赛分和影石就需要较多人工介入。</w:t>
+      </w:r>
+    </w:p>
+    <w:p>
+      <w:r>
+        <w:rPr>
+          <w:b/>
+          <w:color w:val="B43232"/>
+          <w:sz w:val="26"/>
+        </w:rPr>
+        <w:t>Q3: 为什么有些公司的股权转让没有提取出来？</w:t>
+      </w:r>
+    </w:p>
+    <w:p>
+      <w:pPr>
+        <w:spacing w:after="240"/>
+      </w:pPr>
+      <w:r>
+        <w:t>A: 黄山谷捷是有限责任公司，它的转让记录用的是出资额转让而非标准股权转让格式。当前的Prompt对出资额转让的识别能力不足。另外三联锻造的4次转让在PDF附件里——申报文件4-3，MinerU没覆盖到。这两个都需要改进提取策略或扩大MinerU覆盖范围。</w:t>
+      </w:r>
+    </w:p>
+    <w:p>
+      <w:r>
+        <w:rPr>
+          <w:b/>
+          <w:color w:val="B43232"/>
+          <w:sz w:val="26"/>
+        </w:rPr>
+        <w:t>Q4: 你这个流程能迁移到港股或美股招股书吗？</w:t>
+      </w:r>
+    </w:p>
+    <w:p>
+      <w:pPr>
+        <w:spacing w:after="240"/>
+      </w:pPr>
+      <w:r>
+        <w:t>A: 技术框架可以——TOC定位、密度评分、分轮调用都是语言无关的。但具体实现上，港股和美股的招股书章节结构不同，关键词列表需要调整。比如港股常用'歷史及發展'而不是'历史沿革'。另外估值单位可能从人民币变为港币或美元，需要做单位识别扩展。</w:t>
+      </w:r>
+    </w:p>
+    <w:p>
+      <w:r>
+        <w:rPr>
+          <w:b/>
+          <w:color w:val="B43232"/>
+          <w:sz w:val="26"/>
+        </w:rPr>
+        <w:t>Q5: 你觉得自己最大的技术贡献是什么？</w:t>
+      </w:r>
+    </w:p>
+    <w:p>
+      <w:pPr>
+        <w:spacing w:after="240"/>
+      </w:pPr>
+      <w:r>
+        <w:t>A: 目录定位法——TOC-based extraction。之前大家包括我们自己都是凭经验估计页码范围，报废率高达50%。TOC定位把这个过程完全自动化了：先解析目录页，再正则提取章节页码映射，然后精准提取目标范围。三协电机从1条暴增到37条就是这个方法的效果。这个方法是语言无关、板块无关的，可以复用到任何有目录的招股书。</w:t>
+      </w:r>
+    </w:p>
+    <w:p>
+      <w:r>
+        <w:rPr>
+          <w:b/>
+          <w:color w:val="B43232"/>
+          <w:sz w:val="26"/>
+        </w:rPr>
+        <w:t>Q6: 如果让你重新做这三周，你会怎么改进？</w:t>
+      </w:r>
+    </w:p>
+    <w:p>
+      <w:pPr>
+        <w:spacing w:after="240"/>
+      </w:pPr>
+      <w:r>
+        <w:t>A: 第一周就开始做TOC定位，而不是第三周才发现。第二周就建立gold standard，而不是先跑一堆自动数据再回头核对。另外，应该先跑通一家公司的完整闭环——从PDF下载到Excel输出的每一步都验证对——再扩展到8家。我们一开始就8家并行，结果每个环节都在反复修。香肠理论是对的——一步验证通过再做下一步。</w:t>
+      </w:r>
+    </w:p>
+    <w:p>
+      <w:r>
+        <w:rPr>
+          <w:b/>
+          <w:color w:val="B43232"/>
+          <w:sz w:val="26"/>
+        </w:rPr>
+        <w:t>Q7: 你们的Cross-check是不是只是验证了股本变化的加减法？</w:t>
+      </w:r>
+    </w:p>
+    <w:p>
+      <w:pPr>
+        <w:spacing w:after="240"/>
+      </w:pPr>
+      <w:r>
+        <w:t>A: 不仅仅是加减法。我们做了三个层次的校验：Schema层检查字段类型和必填项、Total层验证每股本变化前后的一致性、Per-shareholder层追踪每个股东的持股变化是否等于认购加转让。友升股份的交叉校验中，2020年增资的3笔全部实现0差额——金浦临港基金从0到840万股，老股东泽升贸易从8976到8976未参与增资，完全自洽。</w:t>
+      </w:r>
+    </w:p>
+    <w:p>
+      <w:r>
+        <w:rPr>
+          <w:b/>
+          <w:color w:val="B43232"/>
+          <w:sz w:val="26"/>
+        </w:rPr>
+        <w:t>Q8: 友升的2022年数据为什么和教师版本不同？你的版本准还是教师的准？</w:t>
+      </w:r>
+    </w:p>
+    <w:p>
+      <w:pPr>
+        <w:spacing w:after="240"/>
+      </w:pPr>
+      <w:r>
+        <w:t>A: 这个问题我们标记为待复核。2022年12月的10个认购方中，教师版用'杉晖创业297.3万股/10000万元'，我们的AI提取用'财投晨源90万股/3026万元'。差异在于PDF中可能不同位置用了不同的投资者名称——杉晖创业可能是财投晨源的基金管理人。这个需要回到PDF原文仔细核对，在确认之前两个版本都保留，不做硬合并。这也是为什么manual_review_queue很重要——不确定的记录要标注而不是强行统一。</w:t>
+      </w:r>
+    </w:p>
     <w:sectPr>
       <w:pgSz w:w="12240" w:h="15840"/>
       <w:pgMar w:top="1440" w:right="1800" w:bottom="1440" w:left="1800" w:header="720" w:footer="720" w:gutter="0"/>

--- a/presentation/Week3_演讲稿_v2.docx
+++ b/presentation/Week3_演讲稿_v2.docx
@@ -1070,7 +1070,7 @@
     </w:p>
     <w:p>
       <w:r>
-        <w:t>Git提交15次以上，约2000行Python代码。Deepseek API调用30多次，约80万tokens。MinerU上传20多次，报废率约50%。null值从Week 2的约100个，经过四轮修复最终清零。存量数据从约200条增长到440条。</w:t>
+        <w:t>Git提交15次以上，约2000行Python代码。Deepseek API调用30多次，约80万tokens。MinerU上传20多次，报废率约50%。null值从Week 2的约100个，经过四轮修复最终清零。存量数据从约200条增长到452条。</w:t>
       </w:r>
     </w:p>
     <w:p>
